--- a/Knowledge/3-Work knowledge/1-Software Engineering/2-General Technologies/9-Databases/5-My Source/1-Intro to Databases/3-Database Management System components/7-Authorization & Security Manager.docx
+++ b/Knowledge/3-Work knowledge/1-Software Engineering/2-General Technologies/9-Databases/5-My Source/1-Intro to Databases/3-Database Management System components/7-Authorization & Security Manager.docx
@@ -31,6 +31,7 @@
       </w:pPr>
       <w:r>
         <w:rPr>
+          <w:rFonts w:ascii="Arial" w:hAnsi="Arial" w:eastAsia="Arial"/>
           <w:b/>
           <w:color w:val="000000"/>
           <w:sz w:val="18"/>
@@ -40,6 +41,7 @@
       </w:r>
       <w:r>
         <w:rPr>
+          <w:rFonts w:ascii="Arial" w:hAnsi="Arial" w:eastAsia="Arial"/>
           <w:color w:val="000000"/>
           <w:sz w:val="18"/>
           <w:highlight w:val="lightGray"/>
@@ -48,6 +50,7 @@
       </w:r>
       <w:r>
         <w:rPr>
+          <w:rFonts w:ascii="Arial" w:hAnsi="Arial" w:eastAsia="Arial"/>
           <w:b/>
           <w:color w:val="000000"/>
           <w:sz w:val="18"/>
@@ -57,6 +60,7 @@
       </w:r>
       <w:r>
         <w:rPr>
+          <w:rFonts w:ascii="Arial" w:hAnsi="Arial" w:eastAsia="Arial"/>
           <w:color w:val="000000"/>
           <w:sz w:val="18"/>
           <w:highlight w:val="lightGray"/>
@@ -65,6 +69,7 @@
       </w:r>
       <w:r>
         <w:rPr>
+          <w:rFonts w:ascii="Arial" w:hAnsi="Arial" w:eastAsia="Arial"/>
           <w:b/>
           <w:color w:val="000000"/>
           <w:sz w:val="18"/>
@@ -74,6 +79,7 @@
       </w:r>
       <w:r>
         <w:rPr>
+          <w:rFonts w:ascii="Arial" w:hAnsi="Arial" w:eastAsia="Arial"/>
           <w:color w:val="000000"/>
           <w:sz w:val="18"/>
           <w:highlight w:val="lightGray"/>
@@ -276,6 +282,7 @@
       </w:pPr>
       <w:r>
         <w:rPr>
+          <w:rFonts w:ascii="Arial" w:hAnsi="Arial" w:eastAsia="Arial"/>
           <w:b/>
           <w:color w:val="000000"/>
           <w:sz w:val="18"/>
@@ -285,6 +292,7 @@
       </w:r>
       <w:r>
         <w:rPr>
+          <w:rFonts w:ascii="Arial" w:hAnsi="Arial" w:eastAsia="Arial"/>
           <w:color w:val="000000"/>
           <w:sz w:val="18"/>
           <w:highlight w:val="lightGray"/>
@@ -293,6 +301,7 @@
       </w:r>
       <w:r>
         <w:rPr>
+          <w:rFonts w:ascii="Arial" w:hAnsi="Arial" w:eastAsia="Arial"/>
           <w:b/>
           <w:color w:val="000000"/>
           <w:sz w:val="18"/>
@@ -302,6 +311,7 @@
       </w:r>
       <w:r>
         <w:rPr>
+          <w:rFonts w:ascii="Arial" w:hAnsi="Arial" w:eastAsia="Arial"/>
           <w:color w:val="000000"/>
           <w:sz w:val="18"/>
           <w:highlight w:val="lightGray"/>
@@ -310,6 +320,7 @@
       </w:r>
       <w:r>
         <w:rPr>
+          <w:rFonts w:ascii="Arial" w:hAnsi="Arial" w:eastAsia="Arial"/>
           <w:b/>
           <w:color w:val="000000"/>
           <w:sz w:val="18"/>
@@ -319,6 +330,7 @@
       </w:r>
       <w:r>
         <w:rPr>
+          <w:rFonts w:ascii="Arial" w:hAnsi="Arial" w:eastAsia="Arial"/>
           <w:color w:val="000000"/>
           <w:sz w:val="18"/>
           <w:highlight w:val="lightGray"/>
@@ -815,6 +827,7 @@
       </w:pPr>
       <w:r>
         <w:rPr>
+          <w:rFonts w:ascii="Arial" w:hAnsi="Arial" w:eastAsia="Arial"/>
           <w:b/>
           <w:color w:val="000000"/>
           <w:sz w:val="18"/>
@@ -824,6 +837,7 @@
       </w:r>
       <w:r>
         <w:rPr>
+          <w:rFonts w:ascii="Arial" w:hAnsi="Arial" w:eastAsia="Arial"/>
           <w:color w:val="000000"/>
           <w:sz w:val="18"/>
           <w:highlight w:val="lightGray"/>
@@ -832,6 +846,7 @@
       </w:r>
       <w:r>
         <w:rPr>
+          <w:rFonts w:ascii="Arial" w:hAnsi="Arial" w:eastAsia="Arial"/>
           <w:b/>
           <w:color w:val="000000"/>
           <w:sz w:val="18"/>
@@ -841,6 +856,7 @@
       </w:r>
       <w:r>
         <w:rPr>
+          <w:rFonts w:ascii="Arial" w:hAnsi="Arial" w:eastAsia="Arial"/>
           <w:color w:val="000000"/>
           <w:sz w:val="18"/>
           <w:highlight w:val="lightGray"/>
@@ -849,6 +865,7 @@
       </w:r>
       <w:r>
         <w:rPr>
+          <w:rFonts w:ascii="Arial" w:hAnsi="Arial" w:eastAsia="Arial"/>
           <w:b/>
           <w:color w:val="000000"/>
           <w:sz w:val="18"/>
@@ -858,6 +875,7 @@
       </w:r>
       <w:r>
         <w:rPr>
+          <w:rFonts w:ascii="Arial" w:hAnsi="Arial" w:eastAsia="Arial"/>
           <w:color w:val="000000"/>
           <w:sz w:val="18"/>
           <w:highlight w:val="lightGray"/>
@@ -1323,6 +1341,7 @@
       </w:pPr>
       <w:r>
         <w:rPr>
+          <w:rFonts w:ascii="Arial" w:hAnsi="Arial" w:eastAsia="Arial"/>
           <w:b/>
           <w:color w:val="000000"/>
           <w:sz w:val="18"/>
@@ -1332,6 +1351,7 @@
       </w:r>
       <w:r>
         <w:rPr>
+          <w:rFonts w:ascii="Arial" w:hAnsi="Arial" w:eastAsia="Arial"/>
           <w:color w:val="000000"/>
           <w:sz w:val="18"/>
           <w:highlight w:val="lightGray"/>
@@ -1340,6 +1360,7 @@
       </w:r>
       <w:r>
         <w:rPr>
+          <w:rFonts w:ascii="Arial" w:hAnsi="Arial" w:eastAsia="Arial"/>
           <w:b/>
           <w:color w:val="000000"/>
           <w:sz w:val="18"/>
@@ -1349,6 +1370,7 @@
       </w:r>
       <w:r>
         <w:rPr>
+          <w:rFonts w:ascii="Arial" w:hAnsi="Arial" w:eastAsia="Arial"/>
           <w:color w:val="000000"/>
           <w:sz w:val="18"/>
           <w:highlight w:val="lightGray"/>
@@ -1357,6 +1379,7 @@
       </w:r>
       <w:r>
         <w:rPr>
+          <w:rFonts w:ascii="Arial" w:hAnsi="Arial" w:eastAsia="Arial"/>
           <w:b/>
           <w:color w:val="000000"/>
           <w:sz w:val="18"/>
@@ -1366,6 +1389,7 @@
       </w:r>
       <w:r>
         <w:rPr>
+          <w:rFonts w:ascii="Arial" w:hAnsi="Arial" w:eastAsia="Arial"/>
           <w:color w:val="000000"/>
           <w:sz w:val="18"/>
           <w:highlight w:val="lightGray"/>
@@ -1861,6 +1885,7 @@
       </w:pPr>
       <w:r>
         <w:rPr>
+          <w:rFonts w:ascii="Arial" w:hAnsi="Arial" w:eastAsia="Arial"/>
           <w:b/>
           <w:color w:val="000000"/>
           <w:sz w:val="18"/>
@@ -1870,6 +1895,7 @@
       </w:r>
       <w:r>
         <w:rPr>
+          <w:rFonts w:ascii="Arial" w:hAnsi="Arial" w:eastAsia="Arial"/>
           <w:color w:val="000000"/>
           <w:sz w:val="18"/>
           <w:highlight w:val="lightGray"/>
@@ -1878,6 +1904,7 @@
       </w:r>
       <w:r>
         <w:rPr>
+          <w:rFonts w:ascii="Arial" w:hAnsi="Arial" w:eastAsia="Arial"/>
           <w:b/>
           <w:color w:val="000000"/>
           <w:sz w:val="18"/>
@@ -1887,6 +1914,7 @@
       </w:r>
       <w:r>
         <w:rPr>
+          <w:rFonts w:ascii="Arial" w:hAnsi="Arial" w:eastAsia="Arial"/>
           <w:color w:val="000000"/>
           <w:sz w:val="18"/>
           <w:highlight w:val="lightGray"/>
@@ -1895,6 +1923,7 @@
       </w:r>
       <w:r>
         <w:rPr>
+          <w:rFonts w:ascii="Arial" w:hAnsi="Arial" w:eastAsia="Arial"/>
           <w:b/>
           <w:color w:val="000000"/>
           <w:sz w:val="18"/>
@@ -1904,6 +1933,7 @@
       </w:r>
       <w:r>
         <w:rPr>
+          <w:rFonts w:ascii="Arial" w:hAnsi="Arial" w:eastAsia="Arial"/>
           <w:color w:val="000000"/>
           <w:sz w:val="18"/>
           <w:highlight w:val="lightGray"/>
@@ -2338,6 +2368,7 @@
       </w:pPr>
       <w:r>
         <w:rPr>
+          <w:rFonts w:ascii="Arial" w:hAnsi="Arial" w:eastAsia="Arial"/>
           <w:b/>
           <w:color w:val="000000"/>
           <w:sz w:val="18"/>
@@ -2347,6 +2378,7 @@
       </w:r>
       <w:r>
         <w:rPr>
+          <w:rFonts w:ascii="Arial" w:hAnsi="Arial" w:eastAsia="Arial"/>
           <w:color w:val="000000"/>
           <w:sz w:val="18"/>
           <w:highlight w:val="lightGray"/>
@@ -2355,6 +2387,7 @@
       </w:r>
       <w:r>
         <w:rPr>
+          <w:rFonts w:ascii="Arial" w:hAnsi="Arial" w:eastAsia="Arial"/>
           <w:b/>
           <w:color w:val="000000"/>
           <w:sz w:val="18"/>
@@ -2364,6 +2397,7 @@
       </w:r>
       <w:r>
         <w:rPr>
+          <w:rFonts w:ascii="Arial" w:hAnsi="Arial" w:eastAsia="Arial"/>
           <w:color w:val="000000"/>
           <w:sz w:val="18"/>
           <w:highlight w:val="lightGray"/>
@@ -2372,6 +2406,7 @@
       </w:r>
       <w:r>
         <w:rPr>
+          <w:rFonts w:ascii="Arial" w:hAnsi="Arial" w:eastAsia="Arial"/>
           <w:b/>
           <w:color w:val="000000"/>
           <w:sz w:val="18"/>
@@ -2381,6 +2416,7 @@
       </w:r>
       <w:r>
         <w:rPr>
+          <w:rFonts w:ascii="Arial" w:hAnsi="Arial" w:eastAsia="Arial"/>
           <w:color w:val="000000"/>
           <w:sz w:val="18"/>
           <w:highlight w:val="lightGray"/>
@@ -2563,6 +2599,7 @@
       </w:pPr>
       <w:r>
         <w:rPr>
+          <w:rFonts w:ascii="Arial" w:hAnsi="Arial" w:eastAsia="Arial"/>
           <w:b/>
           <w:color w:val="000000"/>
           <w:sz w:val="18"/>
@@ -2572,6 +2609,7 @@
       </w:r>
       <w:r>
         <w:rPr>
+          <w:rFonts w:ascii="Arial" w:hAnsi="Arial" w:eastAsia="Arial"/>
           <w:color w:val="000000"/>
           <w:sz w:val="18"/>
           <w:highlight w:val="lightGray"/>
@@ -2580,6 +2618,7 @@
       </w:r>
       <w:r>
         <w:rPr>
+          <w:rFonts w:ascii="Arial" w:hAnsi="Arial" w:eastAsia="Arial"/>
           <w:b/>
           <w:color w:val="000000"/>
           <w:sz w:val="18"/>
@@ -2589,6 +2628,7 @@
       </w:r>
       <w:r>
         <w:rPr>
+          <w:rFonts w:ascii="Arial" w:hAnsi="Arial" w:eastAsia="Arial"/>
           <w:color w:val="000000"/>
           <w:sz w:val="18"/>
           <w:highlight w:val="lightGray"/>
@@ -2597,6 +2637,7 @@
       </w:r>
       <w:r>
         <w:rPr>
+          <w:rFonts w:ascii="Arial" w:hAnsi="Arial" w:eastAsia="Arial"/>
           <w:b/>
           <w:color w:val="000000"/>
           <w:sz w:val="18"/>
@@ -2606,6 +2647,7 @@
       </w:r>
       <w:r>
         <w:rPr>
+          <w:rFonts w:ascii="Arial" w:hAnsi="Arial" w:eastAsia="Arial"/>
           <w:color w:val="000000"/>
           <w:sz w:val="18"/>
           <w:highlight w:val="lightGray"/>
@@ -2718,6 +2760,7 @@
       </w:pPr>
       <w:r>
         <w:rPr>
+          <w:rFonts w:ascii="Arial" w:hAnsi="Arial" w:eastAsia="Arial"/>
           <w:b/>
           <w:color w:val="000000"/>
           <w:sz w:val="18"/>
@@ -2727,6 +2770,7 @@
       </w:r>
       <w:r>
         <w:rPr>
+          <w:rFonts w:ascii="Arial" w:hAnsi="Arial" w:eastAsia="Arial"/>
           <w:color w:val="000000"/>
           <w:sz w:val="18"/>
           <w:highlight w:val="lightGray"/>
@@ -2735,6 +2779,7 @@
       </w:r>
       <w:r>
         <w:rPr>
+          <w:rFonts w:ascii="Arial" w:hAnsi="Arial" w:eastAsia="Arial"/>
           <w:b/>
           <w:color w:val="000000"/>
           <w:sz w:val="18"/>
@@ -2744,6 +2789,7 @@
       </w:r>
       <w:r>
         <w:rPr>
+          <w:rFonts w:ascii="Arial" w:hAnsi="Arial" w:eastAsia="Arial"/>
           <w:color w:val="000000"/>
           <w:sz w:val="18"/>
           <w:highlight w:val="lightGray"/>
@@ -2752,6 +2798,7 @@
       </w:r>
       <w:r>
         <w:rPr>
+          <w:rFonts w:ascii="Arial" w:hAnsi="Arial" w:eastAsia="Arial"/>
           <w:b/>
           <w:color w:val="000000"/>
           <w:sz w:val="18"/>
@@ -2761,6 +2808,7 @@
       </w:r>
       <w:r>
         <w:rPr>
+          <w:rFonts w:ascii="Arial" w:hAnsi="Arial" w:eastAsia="Arial"/>
           <w:color w:val="000000"/>
           <w:sz w:val="18"/>
           <w:highlight w:val="lightGray"/>

--- a/Knowledge/3-Work knowledge/1-Software Engineering/2-General Technologies/9-Databases/5-My Source/1-Intro to Databases/3-Database Management System components/7-Authorization & Security Manager.docx
+++ b/Knowledge/3-Work knowledge/1-Software Engineering/2-General Technologies/9-Databases/5-My Source/1-Intro to Databases/3-Database Management System components/7-Authorization & Security Manager.docx
@@ -9,6 +9,9 @@
       <w:bookmarkStart w:id="0" w:name="_8ujyxnbilc1r" w:colFirst="0" w:colLast="0"/>
       <w:bookmarkEnd w:id="0"/>
       <w:r>
+        <w:rPr>
+          <w:rFonts w:ascii="Calibri Light" w:hAnsi="Calibri Light" w:eastAsia="Calibri Light"/>
+        </w:rPr>
         <w:t>Authorization &amp; Security Manager</w:t>
       </w:r>
     </w:p>
@@ -22,6 +25,9 @@
       <w:bookmarkStart w:id="1" w:name="_8qc43xlqrd1g" w:colFirst="0" w:colLast="0"/>
       <w:bookmarkEnd w:id="1"/>
       <w:r>
+        <w:rPr>
+          <w:rFonts w:ascii="Calibri Light" w:hAnsi="Calibri Light" w:eastAsia="Calibri Light"/>
+        </w:rPr>
         <w:t>🔐 What Is the Authorization &amp; Security Manager in a DBMS?</w:t>
       </w:r>
     </w:p>
@@ -261,6 +267,7 @@
       <w:bookmarkEnd w:id="2"/>
       <w:r>
         <w:rPr>
+          <w:rFonts w:ascii="Calibri Light" w:hAnsi="Calibri Light" w:eastAsia="Calibri Light"/>
           <w:b/>
           <w:bCs/>
           <w:sz w:val="34"/>
@@ -805,7 +812,7 @@
       <w:bookmarkEnd w:id="3"/>
       <w:r>
         <w:rPr>
-          <w:rFonts w:ascii="Arial Unicode MS" w:eastAsia="Arial Unicode MS" w:hAnsi="Arial Unicode MS" w:cs="Arial Unicode MS"/>
+          <w:rFonts w:ascii="Calibri Light" w:eastAsia="Calibri Light" w:hAnsi="Calibri Light" w:cs="Arial Unicode MS"/>
           <w:b/>
           <w:bCs/>
           <w:sz w:val="34"/>
@@ -1320,6 +1327,7 @@
       <w:bookmarkEnd w:id="4"/>
       <w:r>
         <w:rPr>
+          <w:rFonts w:ascii="Calibri Light" w:hAnsi="Calibri Light" w:eastAsia="Calibri Light"/>
           <w:b/>
           <w:bCs/>
           <w:sz w:val="34"/>
@@ -1864,6 +1872,7 @@
       <w:bookmarkEnd w:id="5"/>
       <w:r>
         <w:rPr>
+          <w:rFonts w:ascii="Calibri Light" w:hAnsi="Calibri Light" w:eastAsia="Calibri Light"/>
           <w:b/>
           <w:bCs/>
           <w:sz w:val="34"/>
@@ -2354,6 +2363,7 @@
       <w:bookmarkEnd w:id="6"/>
       <w:r>
         <w:rPr>
+          <w:rFonts w:ascii="Calibri Light" w:hAnsi="Calibri Light" w:eastAsia="Calibri Light"/>
           <w:b/>
           <w:bCs/>
           <w:sz w:val="34"/>
@@ -2578,6 +2588,7 @@
       <w:bookmarkEnd w:id="7"/>
       <w:r>
         <w:rPr>
+          <w:rFonts w:ascii="Calibri Light" w:hAnsi="Calibri Light" w:eastAsia="Calibri Light"/>
           <w:b/>
           <w:bCs/>
           <w:sz w:val="34"/>
@@ -2751,6 +2762,9 @@
       <w:bookmarkStart w:id="8" w:name="_bvi6brpid6qp" w:colFirst="0" w:colLast="0"/>
       <w:bookmarkEnd w:id="8"/>
       <w:r>
+        <w:rPr>
+          <w:rFonts w:ascii="Calibri Light" w:hAnsi="Calibri Light" w:eastAsia="Calibri Light"/>
+        </w:rPr>
         <w:t>📌 Summary</w:t>
       </w:r>
     </w:p>
